--- a/docs/word/5-THE-SERVERS.docx
+++ b/docs/word/5-THE-SERVERS.docx
@@ -89,7 +89,27 @@
         <w:pStyle w:val="FirstParagraph"/>
       </w:pPr>
       <w:r>
-        <w:t xml:space="preserve">Eight Linux containers on one Proxmox host.</w:t>
+        <w:t xml:space="preserve">Eight Linux containers on one Proxmox host - nine once the demo's pull request has built the third</w:t>
+      </w:r>
+      <w:r>
+        <w:t xml:space="preserve"> </w:t>
+      </w:r>
+      <w:r>
+        <w:t xml:space="preserve">production server, 323 app-prod-3 at 10.30.10.22.</w:t>
+      </w:r>
+    </w:p>
+    <w:p>
+      <w:pPr>
+        <w:pStyle w:val="BodyText"/>
+      </w:pPr>
+      <w:r>
+        <w:t xml:space="preserve">On the day of the demo the 30X group does not exist when the session starts. The pipeline builds all</w:t>
+      </w:r>
+      <w:r>
+        <w:t xml:space="preserve"> </w:t>
+      </w:r>
+      <w:r>
+        <w:t xml:space="preserve">of them live. This document describes them as they are once built.</w:t>
       </w:r>
     </w:p>
     <w:p>
@@ -1427,13 +1447,13 @@
       </w:r>
     </w:p>
     <w:bookmarkEnd w:id="19"/>
-    <w:bookmarkStart w:id="20" w:name="X00cc217f6b424bea4995e3a56e0530535c7bbab"/>
+    <w:bookmarkStart w:id="20" w:name="X97bf69ba73667ef24149f49c3293cfd3aa957ed"/>
     <w:p>
       <w:pPr>
         <w:pStyle w:val="Heading2"/>
       </w:pPr>
       <w:r>
-        <w:t xml:space="preserve">321 and 322 app-prod-1 and app-prod-2</w:t>
+        <w:t xml:space="preserve">321, 322 and 323 app-prod-1, -2 and -3</w:t>
       </w:r>
     </w:p>
     <w:p>
@@ -1451,7 +1471,7 @@
         <w:t xml:space="preserve"> </w:t>
       </w:r>
       <w:r>
-        <w:t xml:space="preserve">the production web servers. Two of them.</w:t>
+        <w:t xml:space="preserve">the production web servers. Two before the demo's pull request, three after.</w:t>
       </w:r>
     </w:p>
     <w:p>
@@ -1613,7 +1633,7 @@
         <w:t xml:space="preserve"> </w:t>
       </w:r>
       <w:r>
-        <w:t xml:space="preserve">10.30.10.20 and 10.30.10.21</w:t>
+        <w:t xml:space="preserve">10.30.10.20, 10.30.10.21 and 10.30.10.22</w:t>
       </w:r>
     </w:p>
     <w:p>
@@ -2397,6 +2417,41 @@
           </w:p>
         </w:tc>
       </w:tr>
+      <w:tr>
+        <w:tc>
+          <w:tcPr/>
+          <w:p>
+            <w:pPr>
+              <w:pStyle w:val="Compact"/>
+            </w:pPr>
+            <w:r>
+              <w:t xml:space="preserve">323</w:t>
+            </w:r>
+          </w:p>
+        </w:tc>
+        <w:tc>
+          <w:tcPr/>
+          <w:p>
+            <w:pPr>
+              <w:pStyle w:val="Compact"/>
+            </w:pPr>
+            <w:r>
+              <w:t xml:space="preserve">app-prod-3</w:t>
+            </w:r>
+          </w:p>
+        </w:tc>
+        <w:tc>
+          <w:tcPr/>
+          <w:p>
+            <w:pPr>
+              <w:pStyle w:val="Compact"/>
+            </w:pPr>
+            <w:r>
+              <w:t xml:space="preserve">production web server, built by the demo</w:t>
+            </w:r>
+          </w:p>
+        </w:tc>
+      </w:tr>
     </w:tbl>
     <w:p>
       <w:pPr>
